--- a/submission_diagnostics/PRISMA_2020_Checklist.docx
+++ b/submission_diagnostics/PRISMA_2020_Checklist.docx
@@ -25,7 +25,7 @@
         <w:rPr>
           <w:sz w:val="18"/>
         </w:rPr>
-        <w:t>Locations refer to sections, tables, and figures of the main manuscript and to Supplementary Tables S1–S6.</w:t>
+        <w:t>Locations refer to sections, tables, and figures of the main manuscript and to Supplementary Tables S1–S9.</w:t>
       </w:r>
     </w:p>
     <w:tbl>
@@ -710,7 +710,7 @@
               <w:rPr>
                 <w:sz w:val="17"/>
               </w:rPr>
-              <w:t>Section 2.5</w:t>
+              <w:t>Sections 2.4 and 2.5; Table S3</w:t>
             </w:r>
           </w:p>
         </w:tc>
@@ -769,7 +769,7 @@
               <w:rPr>
                 <w:sz w:val="17"/>
               </w:rPr>
-              <w:t>Sections 2.5, 2.6, and 2.8</w:t>
+              <w:t>Sections 2.5, 2.6, and 2.8; Table S6</w:t>
             </w:r>
           </w:p>
         </w:tc>
@@ -886,7 +886,7 @@
               <w:rPr>
                 <w:sz w:val="17"/>
               </w:rPr>
-              <w:t>Section 2.7</w:t>
+              <w:t>Section 2.7; Tables S7–S9</w:t>
             </w:r>
           </w:p>
         </w:tc>
@@ -1236,7 +1236,7 @@
               <w:rPr>
                 <w:sz w:val="17"/>
               </w:rPr>
-              <w:t>Section 2.8 (stratification by validation stage and number of fallers)</w:t>
+              <w:t>Section 2.8 (descriptive stratification by validation stage and number of fallers)</w:t>
             </w:r>
           </w:p>
         </w:tc>
@@ -1412,7 +1412,7 @@
               <w:rPr>
                 <w:sz w:val="17"/>
               </w:rPr>
-              <w:t>Section 2.9</w:t>
+              <w:t>Section 2.9 (formal certainty assessment not performed; rationale given)</w:t>
             </w:r>
           </w:p>
         </w:tc>
@@ -1490,7 +1490,7 @@
               <w:rPr>
                 <w:sz w:val="17"/>
               </w:rPr>
-              <w:t>Section 3.1; Figure 1</w:t>
+              <w:t>Section 3.1; Figure 1; Table S3</w:t>
             </w:r>
           </w:p>
         </w:tc>
@@ -1548,7 +1548,7 @@
               <w:rPr>
                 <w:sz w:val="17"/>
               </w:rPr>
-              <w:t>Section 3.1; Table S3</w:t>
+              <w:t>Section 3.1; Table S4</w:t>
             </w:r>
           </w:p>
         </w:tc>
@@ -1666,7 +1666,7 @@
               <w:rPr>
                 <w:sz w:val="17"/>
               </w:rPr>
-              <w:t>Section 3.9; Figure 3; Tables S5 and S6</w:t>
+              <w:t>Section 3.9; Figure 3; Tables S7–S9</w:t>
             </w:r>
           </w:p>
         </w:tc>
@@ -1784,7 +1784,7 @@
               <w:rPr>
                 <w:sz w:val="17"/>
               </w:rPr>
-              <w:t>Sections 3.3–3.9</w:t>
+              <w:t>Sections 3.3–3.9; Table S6</w:t>
             </w:r>
           </w:p>
         </w:tc>
@@ -1958,7 +1958,7 @@
               <w:rPr>
                 <w:sz w:val="17"/>
               </w:rPr>
-              <w:t>Sections 3.3 and 3.9</w:t>
+              <w:t>Sections 3.3, 3.6, and 3.9; Table 3</w:t>
             </w:r>
           </w:p>
         </w:tc>
@@ -2076,7 +2076,7 @@
               <w:rPr>
                 <w:sz w:val="17"/>
               </w:rPr>
-              <w:t>Section 3.10; Table 4</w:t>
+              <w:t>Formal certainty assessment not performed (Section 2.9); confidence described qualitatively (Sections 3.9 and 4.1). Clinical readiness, a separate construct, is reported in Section 3.10 and Table 4</w:t>
             </w:r>
           </w:p>
         </w:tc>
@@ -2406,7 +2406,7 @@
               <w:rPr>
                 <w:sz w:val="17"/>
               </w:rPr>
-              <w:t>Section 2.1 (PROSPERO CRD420261502037); Abstract</w:t>
+              <w:t>Section 2.1 (PROSPERO CRD420261502037, registered before searching); Abstract</w:t>
             </w:r>
           </w:p>
         </w:tc>
@@ -2464,7 +2464,7 @@
               <w:rPr>
                 <w:sz w:val="17"/>
               </w:rPr>
-              <w:t>Section 2.1 (PROSPERO record)</w:t>
+              <w:t>Section 2.1 (link to the PROSPERO record)</w:t>
             </w:r>
           </w:p>
         </w:tc>
@@ -2699,7 +2699,7 @@
               <w:rPr>
                 <w:sz w:val="17"/>
               </w:rPr>
-              <w:t>Data Availability Statement; Table 2; Tables S1–S6</w:t>
+              <w:t>Data Availability Statement; Table 2; Tables S1–S9</w:t>
             </w:r>
           </w:p>
         </w:tc>

--- a/submission_diagnostics/PRISMA_2020_Checklist.docx
+++ b/submission_diagnostics/PRISMA_2020_Checklist.docx
@@ -25,7 +25,7 @@
         <w:rPr>
           <w:sz w:val="18"/>
         </w:rPr>
-        <w:t>Locations refer to sections, tables, and figures of the main manuscript and to Supplementary Tables S1–S9.</w:t>
+        <w:t>Locations refer to sections, tables, and figures of the main manuscript and to Supplementary Tables S1–S8.</w:t>
       </w:r>
     </w:p>
     <w:tbl>
@@ -886,7 +886,7 @@
               <w:rPr>
                 <w:sz w:val="17"/>
               </w:rPr>
-              <w:t>Section 2.7; Tables S7–S9</w:t>
+              <w:t>Section 2.7; Tables S7 and S8</w:t>
             </w:r>
           </w:p>
         </w:tc>
@@ -1666,7 +1666,7 @@
               <w:rPr>
                 <w:sz w:val="17"/>
               </w:rPr>
-              <w:t>Section 3.9; Figure 3; Tables S7–S9</w:t>
+              <w:t>Section 3.9; Figure 3; Tables S7 and S8</w:t>
             </w:r>
           </w:p>
         </w:tc>
@@ -2406,7 +2406,7 @@
               <w:rPr>
                 <w:sz w:val="17"/>
               </w:rPr>
-              <w:t>Section 2.1 (PROSPERO CRD420261502037, registered before searching); Abstract</w:t>
+              <w:t>Section 2.1 (PROSPERO CRD420261502037); Abstract</w:t>
             </w:r>
           </w:p>
         </w:tc>
@@ -2699,7 +2699,7 @@
               <w:rPr>
                 <w:sz w:val="17"/>
               </w:rPr>
-              <w:t>Data Availability Statement; Table 2; Tables S1–S9</w:t>
+              <w:t>Data Availability Statement; Table 2; Tables S1–S8</w:t>
             </w:r>
           </w:p>
         </w:tc>

--- a/submission_diagnostics/PRISMA_2020_Checklist.docx
+++ b/submission_diagnostics/PRISMA_2020_Checklist.docx
@@ -17,7 +17,7 @@
           <w:i/>
           <w:sz w:val="20"/>
         </w:rPr>
-        <w:t>Are Digital Gait Biomarkers Ready to Predict Falls? A Systematic Review and PROBAST+AI Appraisal of Wearable and Vision-Based Prognostic Models in Older Adults</w:t>
+        <w:t>Are Digital Gait Biomarkers Ready to Predict Falls? A Systematic Review of Wearable- and Vision-Based Prognostic Models in Older Adults</w:t>
       </w:r>
     </w:p>
     <w:p>
@@ -25,7 +25,7 @@
         <w:rPr>
           <w:sz w:val="18"/>
         </w:rPr>
-        <w:t>Locations refer to sections, tables, and figures of the main manuscript and to Supplementary Tables S1–S8.</w:t>
+        <w:t>Locations refer to sections, tables, and figures of the main manuscript and to Supplementary Tables S1-S7.</w:t>
       </w:r>
     </w:p>
     <w:tbl>
@@ -254,12 +254,8 @@
             <w:tcW w:type="dxa" w:w="2098"/>
           </w:tcPr>
           <w:p>
-            <w:r/>
             <w:r>
-              <w:rPr>
-                <w:sz w:val="17"/>
-              </w:rPr>
-              <w:t>Abstract (structured: background/objectives, methods, results, conclusions, registration)</w:t>
+              <w:t>Abstract (structured: Background/Objectives, Methods, Results, Conclusions; includes registration)</w:t>
             </w:r>
           </w:p>
         </w:tc>
@@ -533,7 +529,7 @@
               <w:rPr>
                 <w:sz w:val="17"/>
               </w:rPr>
-              <w:t>Section 2.3; Table S1</w:t>
+              <w:t>Partially reported: Section 2.3; Table S1. Search histories for nine databases are fully documented. Supplementary routes are reported only as aggregate yields because registry, journal, and source-level logs were not retained.</w:t>
             </w:r>
           </w:p>
         </w:tc>
@@ -592,7 +588,7 @@
               <w:rPr>
                 <w:sz w:val="17"/>
               </w:rPr>
-              <w:t>Table S1</w:t>
+              <w:t>Partially reported: Table S1. Full strategies, platforms, dates, limits, and yields are provided for nine databases; supplementary-route histories are aggregate only and cannot be reproduced source by source.</w:t>
             </w:r>
           </w:p>
         </w:tc>
@@ -886,7 +882,7 @@
               <w:rPr>
                 <w:sz w:val="17"/>
               </w:rPr>
-              <w:t>Section 2.7; Tables S7 and S8</w:t>
+              <w:t>Section 2.7; Table S7. PROBAST+AI domain and overall judgments, archived rationales, applicability, and the reviewer-verification process are reported. Official numbered item-level responses were not retained; full item-level reproducibility is unavailable.</w:t>
             </w:r>
           </w:p>
         </w:tc>
@@ -1490,7 +1486,7 @@
               <w:rPr>
                 <w:sz w:val="17"/>
               </w:rPr>
-              <w:t>Section 3.1; Figure 1; Table S3</w:t>
+              <w:t>Section 3.1; Figure 1</w:t>
             </w:r>
           </w:p>
         </w:tc>
@@ -1666,7 +1662,7 @@
               <w:rPr>
                 <w:sz w:val="17"/>
               </w:rPr>
-              <w:t>Section 3.9; Figure 3; Tables S7 and S8</w:t>
+              <w:t>Section 3.9; Figure 3; Table S7. Domain and overall judgments with report-specific rationales and applicability are presented; official numbered item-level forms were not retained.</w:t>
             </w:r>
           </w:p>
         </w:tc>
@@ -2406,7 +2402,7 @@
               <w:rPr>
                 <w:sz w:val="17"/>
               </w:rPr>
-              <w:t>Section 2.1 (PROSPERO CRD420261502037); Abstract</w:t>
+              <w:t>Abstract; Section 2.1. Retrospectively registered in PROSPERO (CRD420261502037): first submitted 9 September 2026 and registered 10 September 2026, after searches ended 20 July 2026. Record: https://www.crd.york.ac.uk/PROSPERO/view/CRD420261502037.</w:t>
             </w:r>
           </w:p>
         </w:tc>
@@ -2464,7 +2460,7 @@
               <w:rPr>
                 <w:sz w:val="17"/>
               </w:rPr>
-              <w:t>Section 2.1 (link to the PROSPERO record)</w:t>
+              <w:t>Section 2.1. No standalone protocol was prepared. The PROSPERO registration record is available at https://www.crd.york.ac.uk/PROSPERO/view/CRD420261502037.</w:t>
             </w:r>
           </w:p>
         </w:tc>
@@ -2517,12 +2513,8 @@
             <w:tcW w:type="dxa" w:w="2098"/>
           </w:tcPr>
           <w:p>
-            <w:r/>
             <w:r>
-              <w:rPr>
-                <w:sz w:val="17"/>
-              </w:rPr>
-              <w:t>Section 2.10</w:t>
+              <w:t>Section 2.10 (analytical decisions made during the review); registration timing in Section 2.1</w:t>
             </w:r>
           </w:p>
         </w:tc>
@@ -2699,7 +2691,7 @@
               <w:rPr>
                 <w:sz w:val="17"/>
               </w:rPr>
-              <w:t>Data Availability Statement; Table 2; Tables S1–S8</w:t>
+              <w:t>Data Availability Statement; Table 2; Tables S1-S7. Available materials include the extracted study data, exclusion decisions, cohort-overlap map, representative estimates, and domain-level PROBAST+AI judgments and rationales. A separate data-collection template, official item-level appraisal forms, raw source-level histories for supplementary search routes, and analytic code are not available.</w:t>
             </w:r>
           </w:p>
         </w:tc>
